--- a/docs/音乐解密工具-设计文档.docx
+++ b/docs/音乐解密工具-设计文档.docx
@@ -2136,7 +2136,22 @@
           <w:color w:val="222222"/>
           <w:sz w:val="17"/>
         </w:rPr>
-        <w:t>│  └─ search/  base.py  kuwo.py  kugou.py  aggregator.py  local.py  registry.py</w:t>
+        <w:t>└─ search/  base.py  pack.py  registry.py  index.py  fusion.py</w:t>
+      </w:r>
+    </w:p>
+    <w:p>
+      <w:pPr>
+        <w:spacing w:after="0" w:before="0" w:line="252" w:lineRule="auto"/>
+        <w:ind w:left="200"/>
+      </w:pPr>
+      <w:r>
+        <w:rPr>
+          <w:rFonts w:ascii="Consolas" w:hAnsi="Consolas" w:eastAsia="Consolas" w:cs="Consolas"/>
+          <w:b w:val="0"/>
+          <w:color w:val="222222"/>
+          <w:sz w:val="17"/>
+        </w:rPr>
+        <w:t xml:space="preserve">             kuwo.py  kugou.py  aggregator.py  local.py</w:t>
       </w:r>
     </w:p>
     <w:p>
@@ -8902,6 +8917,1679 @@
           <w:sz w:val="21"/>
         </w:rPr>
         <w:t>：63 项自检中有 14 项专测本条：11 项版本过滤（24 个必中标记 + 11 个必经的正常标题 + 字段级检查 + 端到端“曲库里同时有伴奏与原曲时选原曲” + “文件名点名要伴奏则保留并警告”）+ 3 项跨音源择优（列在前面的弱候选必须输给后面 1.02 分的正版）。</w:t>
+      </w:r>
+    </w:p>
+    <w:p>
+      <w:pPr>
+        <w:spacing w:after="80" w:line="312" w:lineRule="auto"/>
+      </w:pPr>
+      <w:r>
+        <w:rPr>
+          <w:rFonts w:ascii="黑体" w:hAnsi="黑体" w:eastAsia="黑体" w:cs="黑体"/>
+          <w:b/>
+          <w:sz w:val="24"/>
+        </w:rPr>
+        <w:t>3.9 时长交叉验证：用音频本身抓“名实不符”（</w:t>
+      </w:r>
+      <w:r>
+        <w:rPr>
+          <w:rFonts w:ascii="Consolas" w:hAnsi="Consolas" w:eastAsia="Consolas" w:cs="Consolas"/>
+          <w:b w:val="0"/>
+          <w:color w:val="B03030"/>
+          <w:sz w:val="22"/>
+        </w:rPr>
+        <w:t>duration.py</w:t>
+      </w:r>
+      <w:r>
+        <w:rPr>
+          <w:rFonts w:ascii="黑体" w:hAnsi="黑体" w:eastAsia="黑体" w:cs="黑体"/>
+          <w:b/>
+          <w:sz w:val="24"/>
+        </w:rPr>
+        <w:t>）</w:t>
+      </w:r>
+    </w:p>
+    <w:p>
+      <w:pPr>
+        <w:spacing w:after="120" w:line="312" w:lineRule="auto"/>
+      </w:pPr>
+      <w:r>
+        <w:rPr>
+          <w:rFonts w:ascii="微软雅黑" w:hAnsi="微软雅黑" w:eastAsia="微软雅黑" w:cs="微软雅黑"/>
+          <w:b/>
+          <w:sz w:val="21"/>
+        </w:rPr>
+        <w:t>问题</w:t>
+      </w:r>
+      <w:r>
+        <w:rPr>
+          <w:rFonts w:ascii="微软雅黑" w:hAnsi="微软雅黑" w:eastAsia="微软雅黑" w:cs="微软雅黑"/>
+          <w:b w:val="0"/>
+          <w:sz w:val="21"/>
+        </w:rPr>
+        <w:t>：平台上有大量“歌名、歌手都正确，实际音频却是别的版本”的资源。标题过滤看不见这种问题，但</w:t>
+      </w:r>
+      <w:r>
+        <w:rPr>
+          <w:rFonts w:ascii="微软雅黑" w:hAnsi="微软雅黑" w:eastAsia="微软雅黑" w:cs="微软雅黑"/>
+          <w:b/>
+          <w:sz w:val="21"/>
+        </w:rPr>
+        <w:t>时长</w:t>
+      </w:r>
+      <w:r>
+        <w:rPr>
+          <w:rFonts w:ascii="微软雅黑" w:hAnsi="微软雅黑" w:eastAsia="微软雅黑" w:cs="微软雅黑"/>
+          <w:b w:val="0"/>
+          <w:sz w:val="21"/>
+        </w:rPr>
+        <w:t>能看见——剪辑版/劣质 remix 的长度几乎总是明显偏离原曲。</w:t>
+      </w:r>
+    </w:p>
+    <w:p>
+      <w:pPr>
+        <w:spacing w:after="120" w:line="312" w:lineRule="auto"/>
+      </w:pPr>
+      <w:r>
+        <w:rPr>
+          <w:rFonts w:ascii="微软雅黑" w:hAnsi="微软雅黑" w:eastAsia="微软雅黑" w:cs="微软雅黑"/>
+          <w:b/>
+          <w:sz w:val="21"/>
+        </w:rPr>
+        <w:t>怎么拿到“实际时长”（不下载整首）</w:t>
+      </w:r>
+      <w:r>
+        <w:rPr>
+          <w:rFonts w:ascii="微软雅黑" w:hAnsi="微软雅黑" w:eastAsia="微软雅黑" w:cs="微软雅黑"/>
+          <w:b w:val="0"/>
+          <w:sz w:val="21"/>
+        </w:rPr>
+        <w:t xml:space="preserve">：对候选直链发一次 </w:t>
+      </w:r>
+      <w:r>
+        <w:rPr>
+          <w:rFonts w:ascii="微软雅黑" w:hAnsi="微软雅黑" w:eastAsia="微软雅黑" w:cs="微软雅黑"/>
+          <w:b/>
+          <w:sz w:val="21"/>
+        </w:rPr>
+        <w:t>Range 请求只取 256 KB</w:t>
+      </w:r>
+      <w:r>
+        <w:rPr>
+          <w:rFonts w:ascii="微软雅黑" w:hAnsi="微软雅黑" w:eastAsia="微软雅黑" w:cs="微软雅黑"/>
+          <w:b w:val="0"/>
+          <w:sz w:val="21"/>
+        </w:rPr>
+        <w:t>（服务端不支持 Range 就读满 256 KB 即断开），再用纯标准库解析容器头：</w:t>
+      </w:r>
+    </w:p>
+    <w:p>
+      <w:pPr>
+        <w:spacing w:after="40" w:line="312" w:lineRule="auto"/>
+        <w:ind w:left="320"/>
+      </w:pPr>
+      <w:r>
+        <w:rPr>
+          <w:rFonts w:ascii="微软雅黑" w:hAnsi="微软雅黑" w:eastAsia="微软雅黑" w:cs="微软雅黑"/>
+          <w:b w:val="0"/>
+          <w:sz w:val="21"/>
+        </w:rPr>
+        <w:t xml:space="preserve">• </w:t>
+      </w:r>
+      <w:r>
+        <w:rPr>
+          <w:rFonts w:ascii="微软雅黑" w:hAnsi="微软雅黑" w:eastAsia="微软雅黑" w:cs="微软雅黑"/>
+          <w:b/>
+          <w:sz w:val="21"/>
+        </w:rPr>
+        <w:t>FLAC</w:t>
+      </w:r>
+      <w:r>
+        <w:rPr>
+          <w:rFonts w:ascii="微软雅黑" w:hAnsi="微软雅黑" w:eastAsia="微软雅黑" w:cs="微软雅黑"/>
+          <w:b w:val="0"/>
+          <w:sz w:val="21"/>
+        </w:rPr>
+        <w:t>：</w:t>
+      </w:r>
+      <w:r>
+        <w:rPr>
+          <w:rFonts w:ascii="Consolas" w:hAnsi="Consolas" w:eastAsia="Consolas" w:cs="Consolas"/>
+          <w:b w:val="0"/>
+          <w:color w:val="B03030"/>
+          <w:sz w:val="19"/>
+        </w:rPr>
+        <w:t>STREAMINFO</w:t>
+      </w:r>
+      <w:r>
+        <w:rPr>
+          <w:rFonts w:ascii="微软雅黑" w:hAnsi="微软雅黑" w:eastAsia="微软雅黑" w:cs="微软雅黑"/>
+          <w:b w:val="0"/>
+          <w:sz w:val="21"/>
+        </w:rPr>
+        <w:t xml:space="preserve"> 的 </w:t>
+      </w:r>
+      <w:r>
+        <w:rPr>
+          <w:rFonts w:ascii="Consolas" w:hAnsi="Consolas" w:eastAsia="Consolas" w:cs="Consolas"/>
+          <w:b w:val="0"/>
+          <w:color w:val="B03030"/>
+          <w:sz w:val="19"/>
+        </w:rPr>
+        <w:t>total_samples / sample_rate</w:t>
+      </w:r>
+      <w:r>
+        <w:rPr>
+          <w:rFonts w:ascii="微软雅黑" w:hAnsi="微软雅黑" w:eastAsia="微软雅黑" w:cs="微软雅黑"/>
+          <w:b w:val="0"/>
+          <w:sz w:val="21"/>
+        </w:rPr>
+        <w:t xml:space="preserve"> → </w:t>
+      </w:r>
+      <w:r>
+        <w:rPr>
+          <w:rFonts w:ascii="微软雅黑" w:hAnsi="微软雅黑" w:eastAsia="微软雅黑" w:cs="微软雅黑"/>
+          <w:b/>
+          <w:sz w:val="21"/>
+        </w:rPr>
+        <w:t>精确</w:t>
+      </w:r>
+      <w:r>
+        <w:rPr>
+          <w:rFonts w:ascii="微软雅黑" w:hAnsi="微软雅黑" w:eastAsia="微软雅黑" w:cs="微软雅黑"/>
+          <w:b w:val="0"/>
+          <w:sz w:val="21"/>
+        </w:rPr>
+        <w:t>时长（与文件大小无关）。</w:t>
+      </w:r>
+    </w:p>
+    <w:p>
+      <w:pPr>
+        <w:spacing w:after="40" w:line="312" w:lineRule="auto"/>
+        <w:ind w:left="320"/>
+      </w:pPr>
+      <w:r>
+        <w:rPr>
+          <w:rFonts w:ascii="微软雅黑" w:hAnsi="微软雅黑" w:eastAsia="微软雅黑" w:cs="微软雅黑"/>
+          <w:b w:val="0"/>
+          <w:sz w:val="21"/>
+        </w:rPr>
+        <w:t xml:space="preserve">• </w:t>
+      </w:r>
+      <w:r>
+        <w:rPr>
+          <w:rFonts w:ascii="微软雅黑" w:hAnsi="微软雅黑" w:eastAsia="微软雅黑" w:cs="微软雅黑"/>
+          <w:b/>
+          <w:sz w:val="21"/>
+        </w:rPr>
+        <w:t>MP3</w:t>
+      </w:r>
+      <w:r>
+        <w:rPr>
+          <w:rFonts w:ascii="微软雅黑" w:hAnsi="微软雅黑" w:eastAsia="微软雅黑" w:cs="微软雅黑"/>
+          <w:b w:val="0"/>
+          <w:sz w:val="21"/>
+        </w:rPr>
+        <w:t xml:space="preserve">：跳过 ID3v2 后解析 MPEG 帧头；带 </w:t>
+      </w:r>
+      <w:r>
+        <w:rPr>
+          <w:rFonts w:ascii="Consolas" w:hAnsi="Consolas" w:eastAsia="Consolas" w:cs="Consolas"/>
+          <w:b w:val="0"/>
+          <w:color w:val="B03030"/>
+          <w:sz w:val="19"/>
+        </w:rPr>
+        <w:t>Xing</w:t>
+      </w:r>
+      <w:r>
+        <w:rPr>
+          <w:rFonts w:ascii="微软雅黑" w:hAnsi="微软雅黑" w:eastAsia="微软雅黑" w:cs="微软雅黑"/>
+          <w:b w:val="0"/>
+          <w:sz w:val="21"/>
+        </w:rPr>
+        <w:t>/</w:t>
+      </w:r>
+      <w:r>
+        <w:rPr>
+          <w:rFonts w:ascii="Consolas" w:hAnsi="Consolas" w:eastAsia="Consolas" w:cs="Consolas"/>
+          <w:b w:val="0"/>
+          <w:color w:val="B03030"/>
+          <w:sz w:val="19"/>
+        </w:rPr>
+        <w:t>Info</w:t>
+      </w:r>
+      <w:r>
+        <w:rPr>
+          <w:rFonts w:ascii="微软雅黑" w:hAnsi="微软雅黑" w:eastAsia="微软雅黑" w:cs="微软雅黑"/>
+          <w:b w:val="0"/>
+          <w:sz w:val="21"/>
+        </w:rPr>
+        <w:t>/</w:t>
+      </w:r>
+      <w:r>
+        <w:rPr>
+          <w:rFonts w:ascii="Consolas" w:hAnsi="Consolas" w:eastAsia="Consolas" w:cs="Consolas"/>
+          <w:b w:val="0"/>
+          <w:color w:val="B03030"/>
+          <w:sz w:val="19"/>
+        </w:rPr>
+        <w:t>VBRI</w:t>
+      </w:r>
+      <w:r>
+        <w:rPr>
+          <w:rFonts w:ascii="微软雅黑" w:hAnsi="微软雅黑" w:eastAsia="微软雅黑" w:cs="微软雅黑"/>
+          <w:b w:val="0"/>
+          <w:sz w:val="21"/>
+        </w:rPr>
+        <w:t xml:space="preserve"> 标签则 </w:t>
+      </w:r>
+      <w:r>
+        <w:rPr>
+          <w:rFonts w:ascii="Consolas" w:hAnsi="Consolas" w:eastAsia="Consolas" w:cs="Consolas"/>
+          <w:b w:val="0"/>
+          <w:color w:val="B03030"/>
+          <w:sz w:val="19"/>
+        </w:rPr>
+        <w:t>帧数 × 每帧采样数 / 采样率</w:t>
+      </w:r>
+      <w:r>
+        <w:rPr>
+          <w:rFonts w:ascii="微软雅黑" w:hAnsi="微软雅黑" w:eastAsia="微软雅黑" w:cs="微软雅黑"/>
+          <w:b w:val="0"/>
+          <w:sz w:val="21"/>
+        </w:rPr>
+        <w:t xml:space="preserve"> </w:t>
+      </w:r>
+      <w:r>
+        <w:rPr>
+          <w:rFonts w:ascii="微软雅黑" w:hAnsi="微软雅黑" w:eastAsia="微软雅黑" w:cs="微软雅黑"/>
+          <w:b/>
+          <w:sz w:val="21"/>
+        </w:rPr>
+        <w:t>精确</w:t>
+      </w:r>
+      <w:r>
+        <w:rPr>
+          <w:rFonts w:ascii="微软雅黑" w:hAnsi="微软雅黑" w:eastAsia="微软雅黑" w:cs="微软雅黑"/>
+          <w:b w:val="0"/>
+          <w:sz w:val="21"/>
+        </w:rPr>
+        <w:t xml:space="preserve">；否则按 </w:t>
+      </w:r>
+      <w:r>
+        <w:rPr>
+          <w:rFonts w:ascii="Consolas" w:hAnsi="Consolas" w:eastAsia="Consolas" w:cs="Consolas"/>
+          <w:b w:val="0"/>
+          <w:color w:val="B03030"/>
+          <w:sz w:val="19"/>
+        </w:rPr>
+        <w:t>文件大小 × 8 / 码率</w:t>
+      </w:r>
+      <w:r>
+        <w:rPr>
+          <w:rFonts w:ascii="微软雅黑" w:hAnsi="微软雅黑" w:eastAsia="微软雅黑" w:cs="微软雅黑"/>
+          <w:b w:val="0"/>
+          <w:sz w:val="21"/>
+        </w:rPr>
+        <w:t xml:space="preserve"> 估算。</w:t>
+      </w:r>
+    </w:p>
+    <w:p>
+      <w:pPr>
+        <w:spacing w:after="40" w:line="312" w:lineRule="auto"/>
+        <w:ind w:left="320"/>
+      </w:pPr>
+      <w:r>
+        <w:rPr>
+          <w:rFonts w:ascii="微软雅黑" w:hAnsi="微软雅黑" w:eastAsia="微软雅黑" w:cs="微软雅黑"/>
+          <w:b w:val="0"/>
+          <w:sz w:val="21"/>
+        </w:rPr>
+        <w:t xml:space="preserve">• </w:t>
+      </w:r>
+      <w:r>
+        <w:rPr>
+          <w:rFonts w:ascii="微软雅黑" w:hAnsi="微软雅黑" w:eastAsia="微软雅黑" w:cs="微软雅黑"/>
+          <w:b/>
+          <w:sz w:val="21"/>
+        </w:rPr>
+        <w:t>WAV</w:t>
+      </w:r>
+      <w:r>
+        <w:rPr>
+          <w:rFonts w:ascii="微软雅黑" w:hAnsi="微软雅黑" w:eastAsia="微软雅黑" w:cs="微软雅黑"/>
+          <w:b w:val="0"/>
+          <w:sz w:val="21"/>
+        </w:rPr>
+        <w:t>：</w:t>
+      </w:r>
+      <w:r>
+        <w:rPr>
+          <w:rFonts w:ascii="Consolas" w:hAnsi="Consolas" w:eastAsia="Consolas" w:cs="Consolas"/>
+          <w:b w:val="0"/>
+          <w:color w:val="B03030"/>
+          <w:sz w:val="19"/>
+        </w:rPr>
+        <w:t xml:space="preserve">fmt </w:t>
+      </w:r>
+      <w:r>
+        <w:rPr>
+          <w:rFonts w:ascii="微软雅黑" w:hAnsi="微软雅黑" w:eastAsia="微软雅黑" w:cs="微软雅黑"/>
+          <w:b w:val="0"/>
+          <w:sz w:val="21"/>
+        </w:rPr>
+        <w:t xml:space="preserve"> 的字节率 + </w:t>
+      </w:r>
+      <w:r>
+        <w:rPr>
+          <w:rFonts w:ascii="Consolas" w:hAnsi="Consolas" w:eastAsia="Consolas" w:cs="Consolas"/>
+          <w:b w:val="0"/>
+          <w:color w:val="B03030"/>
+          <w:sz w:val="19"/>
+        </w:rPr>
+        <w:t>data</w:t>
+      </w:r>
+      <w:r>
+        <w:rPr>
+          <w:rFonts w:ascii="微软雅黑" w:hAnsi="微软雅黑" w:eastAsia="微软雅黑" w:cs="微软雅黑"/>
+          <w:b w:val="0"/>
+          <w:sz w:val="21"/>
+        </w:rPr>
+        <w:t xml:space="preserve"> 块大小 → 精确。</w:t>
+      </w:r>
+    </w:p>
+    <w:p>
+      <w:pPr>
+        <w:spacing w:after="40" w:line="312" w:lineRule="auto"/>
+        <w:ind w:left="320"/>
+      </w:pPr>
+      <w:r>
+        <w:rPr>
+          <w:rFonts w:ascii="微软雅黑" w:hAnsi="微软雅黑" w:eastAsia="微软雅黑" w:cs="微软雅黑"/>
+          <w:b w:val="0"/>
+          <w:sz w:val="21"/>
+        </w:rPr>
+        <w:t xml:space="preserve">• </w:t>
+      </w:r>
+      <w:r>
+        <w:rPr>
+          <w:rFonts w:ascii="微软雅黑" w:hAnsi="微软雅黑" w:eastAsia="微软雅黑" w:cs="微软雅黑"/>
+          <w:b/>
+          <w:sz w:val="21"/>
+        </w:rPr>
+        <w:t>M4A</w:t>
+      </w:r>
+      <w:r>
+        <w:rPr>
+          <w:rFonts w:ascii="微软雅黑" w:hAnsi="微软雅黑" w:eastAsia="微软雅黑" w:cs="微软雅黑"/>
+          <w:b w:val="0"/>
+          <w:sz w:val="21"/>
+        </w:rPr>
+        <w:t>：</w:t>
+      </w:r>
+      <w:r>
+        <w:rPr>
+          <w:rFonts w:ascii="Consolas" w:hAnsi="Consolas" w:eastAsia="Consolas" w:cs="Consolas"/>
+          <w:b w:val="0"/>
+          <w:color w:val="B03030"/>
+          <w:sz w:val="19"/>
+        </w:rPr>
+        <w:t>moov/mvhd</w:t>
+      </w:r>
+      <w:r>
+        <w:rPr>
+          <w:rFonts w:ascii="微软雅黑" w:hAnsi="微软雅黑" w:eastAsia="微软雅黑" w:cs="微软雅黑"/>
+          <w:b w:val="0"/>
+          <w:sz w:val="21"/>
+        </w:rPr>
+        <w:t xml:space="preserve"> 的 </w:t>
+      </w:r>
+      <w:r>
+        <w:rPr>
+          <w:rFonts w:ascii="Consolas" w:hAnsi="Consolas" w:eastAsia="Consolas" w:cs="Consolas"/>
+          <w:b w:val="0"/>
+          <w:color w:val="B03030"/>
+          <w:sz w:val="19"/>
+        </w:rPr>
+        <w:t>timescale</w:t>
+      </w:r>
+      <w:r>
+        <w:rPr>
+          <w:rFonts w:ascii="微软雅黑" w:hAnsi="微软雅黑" w:eastAsia="微软雅黑" w:cs="微软雅黑"/>
+          <w:b w:val="0"/>
+          <w:sz w:val="21"/>
+        </w:rPr>
+        <w:t xml:space="preserve"> 与 </w:t>
+      </w:r>
+      <w:r>
+        <w:rPr>
+          <w:rFonts w:ascii="Consolas" w:hAnsi="Consolas" w:eastAsia="Consolas" w:cs="Consolas"/>
+          <w:b w:val="0"/>
+          <w:color w:val="B03030"/>
+          <w:sz w:val="19"/>
+        </w:rPr>
+        <w:t>duration</w:t>
+      </w:r>
+      <w:r>
+        <w:rPr>
+          <w:rFonts w:ascii="微软雅黑" w:hAnsi="微软雅黑" w:eastAsia="微软雅黑" w:cs="微软雅黑"/>
+          <w:b w:val="0"/>
+          <w:sz w:val="21"/>
+        </w:rPr>
+        <w:t>（</w:t>
+      </w:r>
+      <w:r>
+        <w:rPr>
+          <w:rFonts w:ascii="Consolas" w:hAnsi="Consolas" w:eastAsia="Consolas" w:cs="Consolas"/>
+          <w:b w:val="0"/>
+          <w:color w:val="B03030"/>
+          <w:sz w:val="19"/>
+        </w:rPr>
+        <w:t>moov</w:t>
+      </w:r>
+      <w:r>
+        <w:rPr>
+          <w:rFonts w:ascii="微软雅黑" w:hAnsi="微软雅黑" w:eastAsia="微软雅黑" w:cs="微软雅黑"/>
+          <w:b w:val="0"/>
+          <w:sz w:val="21"/>
+        </w:rPr>
+        <w:t xml:space="preserve"> 不在文件头时取不到）。</w:t>
+      </w:r>
+    </w:p>
+    <w:p>
+      <w:pPr>
+        <w:spacing w:after="40" w:line="312" w:lineRule="auto"/>
+        <w:ind w:left="320"/>
+      </w:pPr>
+      <w:r>
+        <w:rPr>
+          <w:rFonts w:ascii="微软雅黑" w:hAnsi="微软雅黑" w:eastAsia="微软雅黑" w:cs="微软雅黑"/>
+          <w:b w:val="0"/>
+          <w:sz w:val="21"/>
+        </w:rPr>
+        <w:t xml:space="preserve">• </w:t>
+      </w:r>
+      <w:r>
+        <w:rPr>
+          <w:rFonts w:ascii="微软雅黑" w:hAnsi="微软雅黑" w:eastAsia="微软雅黑" w:cs="微软雅黑"/>
+          <w:b/>
+          <w:sz w:val="21"/>
+        </w:rPr>
+        <w:t>OGG</w:t>
+      </w:r>
+      <w:r>
+        <w:rPr>
+          <w:rFonts w:ascii="微软雅黑" w:hAnsi="微软雅黑" w:eastAsia="微软雅黑" w:cs="微软雅黑"/>
+          <w:b w:val="0"/>
+          <w:sz w:val="21"/>
+        </w:rPr>
+        <w:t>：时长在最后一页，头部探测不到 → 判为“无法验证”。</w:t>
+      </w:r>
+    </w:p>
+    <w:p>
+      <w:pPr>
+        <w:spacing w:after="40" w:line="312" w:lineRule="auto"/>
+        <w:ind w:left="320"/>
+      </w:pPr>
+      <w:r>
+        <w:rPr>
+          <w:rFonts w:ascii="微软雅黑" w:hAnsi="微软雅黑" w:eastAsia="微软雅黑" w:cs="微软雅黑"/>
+          <w:b w:val="0"/>
+          <w:sz w:val="21"/>
+        </w:rPr>
+        <w:t xml:space="preserve">• 每次只探测 </w:t>
+      </w:r>
+      <w:r>
+        <w:rPr>
+          <w:rFonts w:ascii="Consolas" w:hAnsi="Consolas" w:eastAsia="Consolas" w:cs="Consolas"/>
+          <w:b w:val="0"/>
+          <w:color w:val="B03030"/>
+          <w:sz w:val="19"/>
+        </w:rPr>
+        <w:t>MAX_PROBES = 2</w:t>
+      </w:r>
+      <w:r>
+        <w:rPr>
+          <w:rFonts w:ascii="微软雅黑" w:hAnsi="微软雅黑" w:eastAsia="微软雅黑" w:cs="微软雅黑"/>
+          <w:b w:val="0"/>
+          <w:sz w:val="21"/>
+        </w:rPr>
+        <w:t xml:space="preserve"> 个候选，探测超时单独收紧为 </w:t>
+      </w:r>
+      <w:r>
+        <w:rPr>
+          <w:rFonts w:ascii="Consolas" w:hAnsi="Consolas" w:eastAsia="Consolas" w:cs="Consolas"/>
+          <w:b w:val="0"/>
+          <w:color w:val="B03030"/>
+          <w:sz w:val="19"/>
+        </w:rPr>
+        <w:t>PROBE_TIMEOUT = 8s</w:t>
+      </w:r>
+      <w:r>
+        <w:rPr>
+          <w:rFonts w:ascii="微软雅黑" w:hAnsi="微软雅黑" w:eastAsia="微软雅黑" w:cs="微软雅黑"/>
+          <w:b w:val="0"/>
+          <w:sz w:val="21"/>
+        </w:rPr>
+        <w:t>（慢就跳过，绝不拖慢主流程）；探测得到的直链会被缓存复用，下载时不再二次解析。</w:t>
+      </w:r>
+    </w:p>
+    <w:p>
+      <w:pPr>
+        <w:spacing w:after="120" w:line="312" w:lineRule="auto"/>
+      </w:pPr>
+      <w:r>
+        <w:rPr>
+          <w:rFonts w:ascii="微软雅黑" w:hAnsi="微软雅黑" w:eastAsia="微软雅黑" w:cs="微软雅黑"/>
+          <w:b/>
+          <w:sz w:val="21"/>
+        </w:rPr>
+        <w:t>防误判</w:t>
+      </w:r>
+      <w:r>
+        <w:rPr>
+          <w:rFonts w:ascii="微软雅黑" w:hAnsi="微软雅黑" w:eastAsia="微软雅黑" w:cs="微软雅黑"/>
+          <w:b w:val="0"/>
+          <w:sz w:val="21"/>
+        </w:rPr>
+        <w:t xml:space="preserve">：单个 </w:t>
+      </w:r>
+      <w:r>
+        <w:rPr>
+          <w:rFonts w:ascii="Consolas" w:hAnsi="Consolas" w:eastAsia="Consolas" w:cs="Consolas"/>
+          <w:b w:val="0"/>
+          <w:color w:val="B03030"/>
+          <w:sz w:val="19"/>
+        </w:rPr>
+        <w:t>0xFF 0xEx</w:t>
+      </w:r>
+      <w:r>
+        <w:rPr>
+          <w:rFonts w:ascii="微软雅黑" w:hAnsi="微软雅黑" w:eastAsia="微软雅黑" w:cs="微软雅黑"/>
+          <w:b w:val="0"/>
+          <w:sz w:val="21"/>
+        </w:rPr>
+        <w:t xml:space="preserve"> 同步字不足为凭——4 KB 随机数据撞上的概率约 </w:t>
+      </w:r>
+      <w:r>
+        <w:rPr>
+          <w:rFonts w:ascii="微软雅黑" w:hAnsi="微软雅黑" w:eastAsia="微软雅黑" w:cs="微软雅黑"/>
+          <w:b/>
+          <w:sz w:val="21"/>
+        </w:rPr>
+        <w:t>86%</w:t>
+      </w:r>
+      <w:r>
+        <w:rPr>
+          <w:rFonts w:ascii="微软雅黑" w:hAnsi="微软雅黑" w:eastAsia="微软雅黑" w:cs="微软雅黑"/>
+          <w:b w:val="0"/>
+          <w:sz w:val="21"/>
+        </w:rPr>
+        <w:t>。因此 MP3 帧只有在</w:t>
+      </w:r>
+      <w:r>
+        <w:rPr>
+          <w:rFonts w:ascii="微软雅黑" w:hAnsi="微软雅黑" w:eastAsia="微软雅黑" w:cs="微软雅黑"/>
+          <w:b/>
+          <w:sz w:val="21"/>
+        </w:rPr>
+        <w:t>带 Xing/Info/VBRI 标签</w:t>
+      </w:r>
+      <w:r>
+        <w:rPr>
+          <w:rFonts w:ascii="微软雅黑" w:hAnsi="微软雅黑" w:eastAsia="微软雅黑" w:cs="微软雅黑"/>
+          <w:b w:val="0"/>
+          <w:sz w:val="21"/>
+        </w:rPr>
+        <w:t>，或</w:t>
+      </w:r>
+      <w:r>
+        <w:rPr>
+          <w:rFonts w:ascii="微软雅黑" w:hAnsi="微软雅黑" w:eastAsia="微软雅黑" w:cs="微软雅黑"/>
+          <w:b/>
+          <w:sz w:val="21"/>
+        </w:rPr>
+        <w:t>紧随其后存在同版本/同层/同采样率的第二帧</w:t>
+      </w:r>
+      <w:r>
+        <w:rPr>
+          <w:rFonts w:ascii="微软雅黑" w:hAnsi="微软雅黑" w:eastAsia="微软雅黑" w:cs="微软雅黑"/>
+          <w:b w:val="0"/>
+          <w:sz w:val="21"/>
+        </w:rPr>
+        <w:t>时才被接受。</w:t>
+      </w:r>
+    </w:p>
+    <w:p>
+      <w:pPr>
+        <w:spacing w:after="120" w:line="312" w:lineRule="auto"/>
+      </w:pPr>
+      <w:r>
+        <w:rPr>
+          <w:rFonts w:ascii="微软雅黑" w:hAnsi="微软雅黑" w:eastAsia="微软雅黑" w:cs="微软雅黑"/>
+          <w:b/>
+          <w:sz w:val="21"/>
+        </w:rPr>
+        <w:t>参考时长怎么定（关键）</w:t>
+      </w:r>
+      <w:r>
+        <w:rPr>
+          <w:rFonts w:ascii="微软雅黑" w:hAnsi="微软雅黑" w:eastAsia="微软雅黑" w:cs="微软雅黑"/>
+          <w:b w:val="0"/>
+          <w:sz w:val="21"/>
+        </w:rPr>
+        <w:t>：由软件</w:t>
+      </w:r>
+      <w:r>
+        <w:rPr>
+          <w:rFonts w:ascii="微软雅黑" w:hAnsi="微软雅黑" w:eastAsia="微软雅黑" w:cs="微软雅黑"/>
+          <w:b/>
+          <w:sz w:val="21"/>
+        </w:rPr>
+        <w:t>静默、跨平台</w:t>
+      </w:r>
+      <w:r>
+        <w:rPr>
+          <w:rFonts w:ascii="微软雅黑" w:hAnsi="微软雅黑" w:eastAsia="微软雅黑" w:cs="微软雅黑"/>
+          <w:b w:val="0"/>
+          <w:sz w:val="21"/>
+        </w:rPr>
+        <w:t>取得，绝不只信“正在提供文件的这个平台”——实测同一首歌在不同平台的标注可能一个是截短的（周杰伦《最长的电影》：酷我 2:22 / 2:11，酷狗 3:55，只有后者完整）。</w:t>
+      </w:r>
+    </w:p>
+    <w:p>
+      <w:pPr>
+        <w:spacing w:after="40" w:line="312" w:lineRule="auto"/>
+        <w:ind w:left="320"/>
+      </w:pPr>
+      <w:r>
+        <w:rPr>
+          <w:rFonts w:ascii="微软雅黑" w:hAnsi="微软雅黑" w:eastAsia="微软雅黑" w:cs="微软雅黑"/>
+          <w:b w:val="0"/>
+          <w:sz w:val="21"/>
+        </w:rPr>
+        <w:t>• 收集</w:t>
+      </w:r>
+      <w:r>
+        <w:rPr>
+          <w:rFonts w:ascii="微软雅黑" w:hAnsi="微软雅黑" w:eastAsia="微软雅黑" w:cs="微软雅黑"/>
+          <w:b/>
+          <w:sz w:val="21"/>
+        </w:rPr>
+        <w:t>所有音源</w:t>
+      </w:r>
+      <w:r>
+        <w:rPr>
+          <w:rFonts w:ascii="微软雅黑" w:hAnsi="微软雅黑" w:eastAsia="微软雅黑" w:cs="微软雅黑"/>
+          <w:b w:val="0"/>
+          <w:sz w:val="21"/>
+        </w:rPr>
+        <w:t>对同一最佳匹配的</w:t>
+      </w:r>
+      <w:r>
+        <w:rPr>
+          <w:rFonts w:ascii="微软雅黑" w:hAnsi="微软雅黑" w:eastAsia="微软雅黑" w:cs="微软雅黑"/>
+          <w:b/>
+          <w:sz w:val="21"/>
+        </w:rPr>
+        <w:t>平台标注时长</w:t>
+      </w:r>
+      <w:r>
+        <w:rPr>
+          <w:rFonts w:ascii="微软雅黑" w:hAnsi="微软雅黑" w:eastAsia="微软雅黑" w:cs="微软雅黑"/>
+          <w:b w:val="0"/>
+          <w:sz w:val="21"/>
+        </w:rPr>
+        <w:t>（搜索响应里免费带回来的），取“</w:t>
+      </w:r>
+      <w:r>
+        <w:rPr>
+          <w:rFonts w:ascii="微软雅黑" w:hAnsi="微软雅黑" w:eastAsia="微软雅黑" w:cs="微软雅黑"/>
+          <w:b/>
+          <w:sz w:val="21"/>
+        </w:rPr>
+        <w:t>最完整且不离群</w:t>
+      </w:r>
+      <w:r>
+        <w:rPr>
+          <w:rFonts w:ascii="微软雅黑" w:hAnsi="微软雅黑" w:eastAsia="微软雅黑" w:cs="微软雅黑"/>
+          <w:b w:val="0"/>
+          <w:sz w:val="21"/>
+        </w:rPr>
+        <w:t>”的值：</w:t>
+      </w:r>
+      <w:r>
+        <w:rPr>
+          <w:rFonts w:ascii="Consolas" w:hAnsi="Consolas" w:eastAsia="Consolas" w:cs="Consolas"/>
+          <w:b w:val="0"/>
+          <w:color w:val="B03030"/>
+          <w:sz w:val="19"/>
+        </w:rPr>
+        <w:t>_plausible_max()</w:t>
+      </w:r>
+      <w:r>
+        <w:rPr>
+          <w:rFonts w:ascii="微软雅黑" w:hAnsi="微软雅黑" w:eastAsia="微软雅黑" w:cs="微软雅黑"/>
+          <w:b w:val="0"/>
+          <w:sz w:val="21"/>
+        </w:rPr>
+        <w:t xml:space="preserve"> = 忽略超过中位数 2 倍的值之后取最大值。</w:t>
+      </w:r>
+    </w:p>
+    <w:p>
+      <w:pPr>
+        <w:spacing w:after="120" w:line="312" w:lineRule="auto"/>
+      </w:pPr>
+      <w:r>
+        <w:rPr>
+          <w:rFonts w:ascii="微软雅黑" w:hAnsi="微软雅黑" w:eastAsia="微软雅黑" w:cs="微软雅黑"/>
+          <w:b w:val="0"/>
+          <w:sz w:val="21"/>
+        </w:rPr>
+        <w:t xml:space="preserve">  取最大值是刻意的——同一首歌长短不一时，短的那个几乎总是被截短/剪辑的版本。</w:t>
+      </w:r>
+    </w:p>
+    <w:p>
+      <w:pPr>
+        <w:spacing w:after="40" w:line="312" w:lineRule="auto"/>
+        <w:ind w:left="320"/>
+      </w:pPr>
+      <w:r>
+        <w:rPr>
+          <w:rFonts w:ascii="微软雅黑" w:hAnsi="微软雅黑" w:eastAsia="微软雅黑" w:cs="微软雅黑"/>
+          <w:b w:val="0"/>
+          <w:sz w:val="21"/>
+        </w:rPr>
+        <w:t>• 再与</w:t>
+      </w:r>
+      <w:r>
+        <w:rPr>
+          <w:rFonts w:ascii="微软雅黑" w:hAnsi="微软雅黑" w:eastAsia="微软雅黑" w:cs="微软雅黑"/>
+          <w:b/>
+          <w:sz w:val="21"/>
+        </w:rPr>
+        <w:t>实测时长</w:t>
+      </w:r>
+      <w:r>
+        <w:rPr>
+          <w:rFonts w:ascii="微软雅黑" w:hAnsi="微软雅黑" w:eastAsia="微软雅黑" w:cs="微软雅黑"/>
+          <w:b w:val="0"/>
+          <w:sz w:val="21"/>
+        </w:rPr>
+        <w:t xml:space="preserve">合并取最完整值；容差 </w:t>
+      </w:r>
+      <w:r>
+        <w:rPr>
+          <w:rFonts w:ascii="Consolas" w:hAnsi="Consolas" w:eastAsia="Consolas" w:cs="Consolas"/>
+          <w:b w:val="0"/>
+          <w:color w:val="B03030"/>
+          <w:sz w:val="19"/>
+        </w:rPr>
+        <w:t>max(TOL_ABS = 15s, TOL_REL = 10%)</w:t>
+      </w:r>
+      <w:r>
+        <w:rPr>
+          <w:rFonts w:ascii="微软雅黑" w:hAnsi="微软雅黑" w:eastAsia="微软雅黑" w:cs="微软雅黑"/>
+          <w:b w:val="0"/>
+          <w:sz w:val="21"/>
+        </w:rPr>
+        <w:t>。</w:t>
+      </w:r>
+    </w:p>
+    <w:p>
+      <w:pPr>
+        <w:spacing w:after="40" w:line="312" w:lineRule="auto"/>
+        <w:ind w:left="320"/>
+      </w:pPr>
+      <w:r>
+        <w:rPr>
+          <w:rFonts w:ascii="微软雅黑" w:hAnsi="微软雅黑" w:eastAsia="微软雅黑" w:cs="微软雅黑"/>
+          <w:b w:val="0"/>
+          <w:sz w:val="21"/>
+        </w:rPr>
+        <w:t>• 因此</w:t>
+      </w:r>
+      <w:r>
+        <w:rPr>
+          <w:rFonts w:ascii="微软雅黑" w:hAnsi="微软雅黑" w:eastAsia="微软雅黑" w:cs="微软雅黑"/>
+          <w:b/>
+          <w:sz w:val="21"/>
+        </w:rPr>
+        <w:t>取消了“拿到直链就提前收工”</w:t>
+      </w:r>
+      <w:r>
+        <w:rPr>
+          <w:rFonts w:ascii="微软雅黑" w:hAnsi="微软雅黑" w:eastAsia="微软雅黑" w:cs="微软雅黑"/>
+          <w:b w:val="0"/>
+          <w:sz w:val="21"/>
+        </w:rPr>
+        <w:t>：那会让我们只看到一个平台的标注，恰好挡住了这条跨平台比对。</w:t>
+      </w:r>
+    </w:p>
+    <w:p>
+      <w:pPr>
+        <w:spacing w:after="120" w:line="312" w:lineRule="auto"/>
+      </w:pPr>
+      <w:r>
+        <w:rPr>
+          <w:rFonts w:ascii="微软雅黑" w:hAnsi="微软雅黑" w:eastAsia="微软雅黑" w:cs="微软雅黑"/>
+          <w:b/>
+          <w:sz w:val="21"/>
+        </w:rPr>
+        <w:t>淘汰与兜底（只下载通过验证的资源）</w:t>
+      </w:r>
+      <w:r>
+        <w:rPr>
+          <w:rFonts w:ascii="微软雅黑" w:hAnsi="微软雅黑" w:eastAsia="微软雅黑" w:cs="微软雅黑"/>
+          <w:b w:val="0"/>
+          <w:sz w:val="21"/>
+        </w:rPr>
+        <w:t>：</w:t>
+      </w:r>
+    </w:p>
+    <w:p>
+      <w:pPr>
+        <w:spacing w:after="40" w:line="312" w:lineRule="auto"/>
+        <w:ind w:left="320"/>
+      </w:pPr>
+      <w:r>
+        <w:rPr>
+          <w:rFonts w:ascii="微软雅黑" w:hAnsi="微软雅黑" w:eastAsia="微软雅黑" w:cs="微软雅黑"/>
+          <w:b w:val="0"/>
+          <w:sz w:val="21"/>
+        </w:rPr>
+        <w:t xml:space="preserve">1. </w:t>
+      </w:r>
+      <w:r>
+        <w:rPr>
+          <w:rFonts w:ascii="微软雅黑" w:hAnsi="微软雅黑" w:eastAsia="微软雅黑" w:cs="微软雅黑"/>
+          <w:b/>
+          <w:sz w:val="21"/>
+        </w:rPr>
+        <w:t>标注预筛（免费，省请求）</w:t>
+      </w:r>
+      <w:r>
+        <w:rPr>
+          <w:rFonts w:ascii="微软雅黑" w:hAnsi="微软雅黑" w:eastAsia="微软雅黑" w:cs="微软雅黑"/>
+          <w:b w:val="0"/>
+          <w:sz w:val="21"/>
+        </w:rPr>
+        <w:t>：平台标注就明显偏短的候选直接排除，连文件都不用取。</w:t>
+      </w:r>
+    </w:p>
+    <w:p>
+      <w:pPr>
+        <w:spacing w:after="40" w:line="312" w:lineRule="auto"/>
+        <w:ind w:left="320"/>
+      </w:pPr>
+      <w:r>
+        <w:rPr>
+          <w:rFonts w:ascii="微软雅黑" w:hAnsi="微软雅黑" w:eastAsia="微软雅黑" w:cs="微软雅黑"/>
+          <w:b w:val="0"/>
+          <w:sz w:val="21"/>
+        </w:rPr>
+        <w:t xml:space="preserve">2. </w:t>
+      </w:r>
+      <w:r>
+        <w:rPr>
+          <w:rFonts w:ascii="微软雅黑" w:hAnsi="微软雅黑" w:eastAsia="微软雅黑" w:cs="微软雅黑"/>
+          <w:b/>
+          <w:sz w:val="21"/>
+        </w:rPr>
+        <w:t>实测淘汰</w:t>
+      </w:r>
+      <w:r>
+        <w:rPr>
+          <w:rFonts w:ascii="微软雅黑" w:hAnsi="微软雅黑" w:eastAsia="微软雅黑" w:cs="微软雅黑"/>
+          <w:b w:val="0"/>
+          <w:sz w:val="21"/>
+        </w:rPr>
+        <w:t xml:space="preserve">：实测时长短于 </w:t>
+      </w:r>
+      <w:r>
+        <w:rPr>
+          <w:rFonts w:ascii="Consolas" w:hAnsi="Consolas" w:eastAsia="Consolas" w:cs="Consolas"/>
+          <w:b w:val="0"/>
+          <w:color w:val="B03030"/>
+          <w:sz w:val="19"/>
+        </w:rPr>
+        <w:t>参考 − 容差</w:t>
+      </w:r>
+      <w:r>
+        <w:rPr>
+          <w:rFonts w:ascii="微软雅黑" w:hAnsi="微软雅黑" w:eastAsia="微软雅黑" w:cs="微软雅黑"/>
+          <w:b w:val="0"/>
+          <w:sz w:val="21"/>
+        </w:rPr>
+        <w:t xml:space="preserve"> → 排除；实测 </w:t>
+      </w:r>
+      <w:r>
+        <w:rPr>
+          <w:rFonts w:ascii="Consolas" w:hAnsi="Consolas" w:eastAsia="Consolas" w:cs="Consolas"/>
+          <w:b w:val="0"/>
+          <w:color w:val="B03030"/>
+          <w:sz w:val="19"/>
+        </w:rPr>
+        <w:t>&lt; MIN_TRACK_SECONDS = 45s</w:t>
+      </w:r>
+      <w:r>
+        <w:rPr>
+          <w:rFonts w:ascii="微软雅黑" w:hAnsi="微软雅黑" w:eastAsia="微软雅黑" w:cs="微软雅黑"/>
+          <w:b w:val="0"/>
+          <w:sz w:val="21"/>
+        </w:rPr>
+        <w:t xml:space="preserve"> → 视为前奏/试听片段排除。</w:t>
+      </w:r>
+    </w:p>
+    <w:p>
+      <w:pPr>
+        <w:spacing w:after="120" w:line="312" w:lineRule="auto"/>
+      </w:pPr>
+      <w:r>
+        <w:rPr>
+          <w:rFonts w:ascii="微软雅黑" w:hAnsi="微软雅黑" w:eastAsia="微软雅黑" w:cs="微软雅黑"/>
+          <w:b w:val="0"/>
+          <w:sz w:val="21"/>
+        </w:rPr>
+        <w:t xml:space="preserve">   只判“偏短”即可：参考本身取的就是最完整值，不会有候选比它更长。</w:t>
+      </w:r>
+    </w:p>
+    <w:p>
+      <w:pPr>
+        <w:spacing w:after="40" w:line="312" w:lineRule="auto"/>
+        <w:ind w:left="320"/>
+      </w:pPr>
+      <w:r>
+        <w:rPr>
+          <w:rFonts w:ascii="微软雅黑" w:hAnsi="微软雅黑" w:eastAsia="微软雅黑" w:cs="微软雅黑"/>
+          <w:b w:val="0"/>
+          <w:sz w:val="21"/>
+        </w:rPr>
+        <w:t xml:space="preserve">3. </w:t>
+      </w:r>
+      <w:r>
+        <w:rPr>
+          <w:rFonts w:ascii="微软雅黑" w:hAnsi="微软雅黑" w:eastAsia="微软雅黑" w:cs="微软雅黑"/>
+          <w:b/>
+          <w:sz w:val="21"/>
+        </w:rPr>
+        <w:t>只下载通过验证的</w:t>
+      </w:r>
+      <w:r>
+        <w:rPr>
+          <w:rFonts w:ascii="微软雅黑" w:hAnsi="微软雅黑" w:eastAsia="微软雅黑" w:cs="微软雅黑"/>
+          <w:b w:val="0"/>
+          <w:sz w:val="21"/>
+        </w:rPr>
+        <w:t>：一旦拿到参考时长，测不出或对不上的候选一律不作为可信选项——</w:t>
+      </w:r>
+      <w:r>
+        <w:rPr>
+          <w:rFonts w:ascii="微软雅黑" w:hAnsi="微软雅黑" w:eastAsia="微软雅黑" w:cs="微软雅黑"/>
+          <w:b/>
+          <w:sz w:val="21"/>
+        </w:rPr>
+        <w:t>宁可如实报“未找到原曲”，也不用没验证过的凑数</w:t>
+      </w:r>
+      <w:r>
+        <w:rPr>
+          <w:rFonts w:ascii="微软雅黑" w:hAnsi="微软雅黑" w:eastAsia="微软雅黑" w:cs="微软雅黑"/>
+          <w:b w:val="0"/>
+          <w:sz w:val="21"/>
+        </w:rPr>
+        <w:t>。</w:t>
+      </w:r>
+    </w:p>
+    <w:p>
+      <w:pPr>
+        <w:spacing w:after="120" w:line="312" w:lineRule="auto"/>
+      </w:pPr>
+      <w:r>
+        <w:rPr>
+          <w:rFonts w:ascii="微软雅黑" w:hAnsi="微软雅黑" w:eastAsia="微软雅黑" w:cs="微软雅黑"/>
+          <w:b w:val="0"/>
+          <w:sz w:val="21"/>
+        </w:rPr>
+        <w:t xml:space="preserve">   只有连参考时长都取不到时，才允许兜底，并在结果里标注 </w:t>
+      </w:r>
+      <w:r>
+        <w:rPr>
+          <w:rFonts w:ascii="Consolas" w:hAnsi="Consolas" w:eastAsia="Consolas" w:cs="Consolas"/>
+          <w:b w:val="0"/>
+          <w:color w:val="B03030"/>
+          <w:sz w:val="19"/>
+        </w:rPr>
+        <w:t>完成（时长未比对）</w:t>
+      </w:r>
+      <w:r>
+        <w:rPr>
+          <w:rFonts w:ascii="微软雅黑" w:hAnsi="微软雅黑" w:eastAsia="微软雅黑" w:cs="微软雅黑"/>
+          <w:b w:val="0"/>
+          <w:sz w:val="21"/>
+        </w:rPr>
+        <w:t>。</w:t>
+      </w:r>
+    </w:p>
+    <w:p>
+      <w:pPr>
+        <w:spacing w:after="40" w:line="312" w:lineRule="auto"/>
+        <w:ind w:left="320"/>
+      </w:pPr>
+      <w:r>
+        <w:rPr>
+          <w:rFonts w:ascii="微软雅黑" w:hAnsi="微软雅黑" w:eastAsia="微软雅黑" w:cs="微软雅黑"/>
+          <w:b w:val="0"/>
+          <w:sz w:val="21"/>
+        </w:rPr>
+        <w:t xml:space="preserve">4. 只有一个候选、无法交叉比对 → 结果里陈述式标注 </w:t>
+      </w:r>
+      <w:r>
+        <w:rPr>
+          <w:rFonts w:ascii="Consolas" w:hAnsi="Consolas" w:eastAsia="Consolas" w:cs="Consolas"/>
+          <w:b w:val="0"/>
+          <w:color w:val="B03030"/>
+          <w:sz w:val="19"/>
+        </w:rPr>
+        <w:t>完成（单一候选未比对）</w:t>
+      </w:r>
+      <w:r>
+        <w:rPr>
+          <w:rFonts w:ascii="微软雅黑" w:hAnsi="微软雅黑" w:eastAsia="微软雅黑" w:cs="微软雅黑"/>
+          <w:b w:val="0"/>
+          <w:sz w:val="21"/>
+        </w:rPr>
+        <w:t>。</w:t>
+      </w:r>
+    </w:p>
+    <w:p>
+      <w:pPr>
+        <w:spacing w:after="120" w:line="312" w:lineRule="auto"/>
+      </w:pPr>
+      <w:r>
+        <w:rPr>
+          <w:rFonts w:ascii="微软雅黑" w:hAnsi="微软雅黑" w:eastAsia="微软雅黑" w:cs="微软雅黑"/>
+          <w:b/>
+          <w:sz w:val="21"/>
+        </w:rPr>
+        <w:t>顺带修掉的两个相关缺陷</w:t>
+      </w:r>
+      <w:r>
+        <w:rPr>
+          <w:rFonts w:ascii="微软雅黑" w:hAnsi="微软雅黑" w:eastAsia="微软雅黑" w:cs="微软雅黑"/>
+          <w:b w:val="0"/>
+          <w:sz w:val="21"/>
+        </w:rPr>
+        <w:t>：</w:t>
+      </w:r>
+    </w:p>
+    <w:p>
+      <w:pPr>
+        <w:spacing w:after="40" w:line="312" w:lineRule="auto"/>
+        <w:ind w:left="320"/>
+      </w:pPr>
+      <w:r>
+        <w:rPr>
+          <w:rFonts w:ascii="微软雅黑" w:hAnsi="微软雅黑" w:eastAsia="微软雅黑" w:cs="微软雅黑"/>
+          <w:b w:val="0"/>
+          <w:sz w:val="21"/>
+        </w:rPr>
+        <w:t xml:space="preserve">• </w:t>
+      </w:r>
+      <w:r>
+        <w:rPr>
+          <w:rFonts w:ascii="微软雅黑" w:hAnsi="微软雅黑" w:eastAsia="微软雅黑" w:cs="微软雅黑"/>
+          <w:b/>
+          <w:sz w:val="21"/>
+        </w:rPr>
+        <w:t>歌名字段硬门槛</w:t>
+      </w:r>
+      <w:r>
+        <w:rPr>
+          <w:rFonts w:ascii="微软雅黑" w:hAnsi="微软雅黑" w:eastAsia="微软雅黑" w:cs="微软雅黑"/>
+          <w:b w:val="0"/>
+          <w:sz w:val="21"/>
+        </w:rPr>
+        <w:t>（</w:t>
+      </w:r>
+      <w:r>
+        <w:rPr>
+          <w:rFonts w:ascii="Consolas" w:hAnsi="Consolas" w:eastAsia="Consolas" w:cs="Consolas"/>
+          <w:b w:val="0"/>
+          <w:color w:val="B03030"/>
+          <w:sz w:val="19"/>
+        </w:rPr>
+        <w:t>title_match_score ≥ 0.60</w:t>
+      </w:r>
+      <w:r>
+        <w:rPr>
+          <w:rFonts w:ascii="微软雅黑" w:hAnsi="微软雅黑" w:eastAsia="微软雅黑" w:cs="微软雅黑"/>
+          <w:b w:val="0"/>
+          <w:sz w:val="21"/>
+        </w:rPr>
+        <w:t>）：以前“同歌手、不同歌”的结果只靠歌手分就能拿到 0.36 混进候选（搜“晴天”却收下“花海”“听妈妈的话”）。</w:t>
+      </w:r>
+    </w:p>
+    <w:p>
+      <w:pPr>
+        <w:spacing w:after="40" w:line="312" w:lineRule="auto"/>
+        <w:ind w:left="320"/>
+      </w:pPr>
+      <w:r>
+        <w:rPr>
+          <w:rFonts w:ascii="微软雅黑" w:hAnsi="微软雅黑" w:eastAsia="微软雅黑" w:cs="微软雅黑"/>
+          <w:b w:val="0"/>
+          <w:sz w:val="21"/>
+        </w:rPr>
+        <w:t xml:space="preserve">• </w:t>
+      </w:r>
+      <w:r>
+        <w:rPr>
+          <w:rFonts w:ascii="微软雅黑" w:hAnsi="微软雅黑" w:eastAsia="微软雅黑" w:cs="微软雅黑"/>
+          <w:b/>
+          <w:sz w:val="21"/>
+        </w:rPr>
+        <w:t>提前收工条件收紧</w:t>
+      </w:r>
+      <w:r>
+        <w:rPr>
+          <w:rFonts w:ascii="微软雅黑" w:hAnsi="微软雅黑" w:eastAsia="微软雅黑" w:cs="微软雅黑"/>
+          <w:b w:val="0"/>
+          <w:sz w:val="21"/>
+        </w:rPr>
+        <w:t>：只有“最高分候选确实能取到直链”时才跳过其余音源；否则继续查——避免某源无版权时明明后面有可用原曲却空手而归。</w:t>
+      </w:r>
+    </w:p>
+    <w:p>
+      <w:pPr>
+        <w:spacing w:after="80" w:line="312" w:lineRule="auto"/>
+      </w:pPr>
+      <w:r>
+        <w:rPr>
+          <w:rFonts w:ascii="黑体" w:hAnsi="黑体" w:eastAsia="黑体" w:cs="黑体"/>
+          <w:b/>
+          <w:sz w:val="24"/>
+        </w:rPr>
+        <w:t xml:space="preserve">3.9.1 静默与成本原则（用户要求，见 </w:t>
+      </w:r>
+      <w:r>
+        <w:rPr>
+          <w:rFonts w:ascii="Consolas" w:hAnsi="Consolas" w:eastAsia="Consolas" w:cs="Consolas"/>
+          <w:b w:val="0"/>
+          <w:color w:val="B03030"/>
+          <w:sz w:val="22"/>
+        </w:rPr>
+        <w:t>AGENTS.md</w:t>
+      </w:r>
+      <w:r>
+        <w:rPr>
+          <w:rFonts w:ascii="黑体" w:hAnsi="黑体" w:eastAsia="黑体" w:cs="黑体"/>
+          <w:b/>
+          <w:sz w:val="24"/>
+        </w:rPr>
+        <w:t xml:space="preserve"> §4）</w:t>
+      </w:r>
+    </w:p>
+    <w:p>
+      <w:pPr>
+        <w:spacing w:after="120" w:line="312" w:lineRule="auto"/>
+      </w:pPr>
+      <w:r>
+        <w:rPr>
+          <w:rFonts w:ascii="微软雅黑" w:hAnsi="微软雅黑" w:eastAsia="微软雅黑" w:cs="微软雅黑"/>
+          <w:b w:val="0"/>
+          <w:sz w:val="21"/>
+        </w:rPr>
+        <w:t>用户明确要求：</w:t>
+      </w:r>
+      <w:r>
+        <w:rPr>
+          <w:rFonts w:ascii="微软雅黑" w:hAnsi="微软雅黑" w:eastAsia="微软雅黑" w:cs="微软雅黑"/>
+          <w:b/>
+          <w:sz w:val="21"/>
+        </w:rPr>
+        <w:t>置信度操作必须静默完成，不得要求用户提供参考时长</w:t>
+      </w:r>
+      <w:r>
+        <w:rPr>
+          <w:rFonts w:ascii="微软雅黑" w:hAnsi="微软雅黑" w:eastAsia="微软雅黑" w:cs="微软雅黑"/>
+          <w:b w:val="0"/>
+          <w:sz w:val="21"/>
+        </w:rPr>
+        <w:t>，软件保持</w:t>
+      </w:r>
+      <w:r>
+        <w:rPr>
+          <w:rFonts w:ascii="微软雅黑" w:hAnsi="微软雅黑" w:eastAsia="微软雅黑" w:cs="微软雅黑"/>
+          <w:b/>
+          <w:sz w:val="21"/>
+        </w:rPr>
+        <w:t>简单易上手、快速稳定</w:t>
+      </w:r>
+      <w:r>
+        <w:rPr>
+          <w:rFonts w:ascii="微软雅黑" w:hAnsi="微软雅黑" w:eastAsia="微软雅黑" w:cs="微软雅黑"/>
+          <w:b w:val="0"/>
+          <w:sz w:val="21"/>
+        </w:rPr>
+        <w:t>。因此：</w:t>
+      </w:r>
+    </w:p>
+    <w:p>
+      <w:pPr>
+        <w:spacing w:after="40" w:line="312" w:lineRule="auto"/>
+        <w:ind w:left="320"/>
+      </w:pPr>
+      <w:r>
+        <w:rPr>
+          <w:rFonts w:ascii="微软雅黑" w:hAnsi="微软雅黑" w:eastAsia="微软雅黑" w:cs="微软雅黑"/>
+          <w:b w:val="0"/>
+          <w:sz w:val="21"/>
+        </w:rPr>
+        <w:t>• 版本过滤、歌名硬匹配、跨音源择优、时长核验</w:t>
+      </w:r>
+      <w:r>
+        <w:rPr>
+          <w:rFonts w:ascii="微软雅黑" w:hAnsi="微软雅黑" w:eastAsia="微软雅黑" w:cs="微软雅黑"/>
+          <w:b/>
+          <w:sz w:val="21"/>
+        </w:rPr>
+        <w:t>全部自动完成</w:t>
+      </w:r>
+      <w:r>
+        <w:rPr>
+          <w:rFonts w:ascii="微软雅黑" w:hAnsi="微软雅黑" w:eastAsia="微软雅黑" w:cs="微软雅黑"/>
+          <w:b w:val="0"/>
+          <w:sz w:val="21"/>
+        </w:rPr>
+        <w:t>，只在日志里说明做了什么；</w:t>
+      </w:r>
+    </w:p>
+    <w:p>
+      <w:pPr>
+        <w:spacing w:after="120" w:line="312" w:lineRule="auto"/>
+      </w:pPr>
+      <w:r>
+        <w:rPr>
+          <w:rFonts w:ascii="微软雅黑" w:hAnsi="微软雅黑" w:eastAsia="微软雅黑" w:cs="微软雅黑"/>
+          <w:b w:val="0"/>
+          <w:sz w:val="21"/>
+        </w:rPr>
+        <w:t xml:space="preserve">  </w:t>
+      </w:r>
+      <w:r>
+        <w:rPr>
+          <w:rFonts w:ascii="微软雅黑" w:hAnsi="微软雅黑" w:eastAsia="微软雅黑" w:cs="微软雅黑"/>
+          <w:b/>
+          <w:sz w:val="21"/>
+        </w:rPr>
+        <w:t>没有任何弹窗、没有"请确认版本"、没有"请提供参考时长"、也没有新增需要用户配置的开关或阈值</w:t>
+      </w:r>
+      <w:r>
+        <w:rPr>
+          <w:rFonts w:ascii="微软雅黑" w:hAnsi="微软雅黑" w:eastAsia="微软雅黑" w:cs="微软雅黑"/>
+          <w:b w:val="0"/>
+          <w:sz w:val="21"/>
+        </w:rPr>
+        <w:t>。</w:t>
+      </w:r>
+    </w:p>
+    <w:p>
+      <w:pPr>
+        <w:spacing w:after="40" w:line="312" w:lineRule="auto"/>
+        <w:ind w:left="320"/>
+      </w:pPr>
+      <w:r>
+        <w:rPr>
+          <w:rFonts w:ascii="微软雅黑" w:hAnsi="微软雅黑" w:eastAsia="微软雅黑" w:cs="微软雅黑"/>
+          <w:b w:val="0"/>
+          <w:sz w:val="21"/>
+        </w:rPr>
+        <w:t>• 结果提示一律</w:t>
+      </w:r>
+      <w:r>
+        <w:rPr>
+          <w:rFonts w:ascii="微软雅黑" w:hAnsi="微软雅黑" w:eastAsia="微软雅黑" w:cs="微软雅黑"/>
+          <w:b/>
+          <w:sz w:val="21"/>
+        </w:rPr>
+        <w:t>陈述式</w:t>
+      </w:r>
+      <w:r>
+        <w:rPr>
+          <w:rFonts w:ascii="微软雅黑" w:hAnsi="微软雅黑" w:eastAsia="微软雅黑" w:cs="微软雅黑"/>
+          <w:b w:val="0"/>
+          <w:sz w:val="21"/>
+        </w:rPr>
+        <w:t>（</w:t>
+      </w:r>
+      <w:r>
+        <w:rPr>
+          <w:rFonts w:ascii="Consolas" w:hAnsi="Consolas" w:eastAsia="Consolas" w:cs="Consolas"/>
+          <w:b w:val="0"/>
+          <w:color w:val="B03030"/>
+          <w:sz w:val="19"/>
+        </w:rPr>
+        <w:t>完成</w:t>
+      </w:r>
+      <w:r>
+        <w:rPr>
+          <w:rFonts w:ascii="微软雅黑" w:hAnsi="微软雅黑" w:eastAsia="微软雅黑" w:cs="微软雅黑"/>
+          <w:b w:val="0"/>
+          <w:sz w:val="21"/>
+        </w:rPr>
+        <w:t xml:space="preserve"> / </w:t>
+      </w:r>
+      <w:r>
+        <w:rPr>
+          <w:rFonts w:ascii="Consolas" w:hAnsi="Consolas" w:eastAsia="Consolas" w:cs="Consolas"/>
+          <w:b w:val="0"/>
+          <w:color w:val="B03030"/>
+          <w:sz w:val="19"/>
+        </w:rPr>
+        <w:t>完成（时长未比对）</w:t>
+      </w:r>
+      <w:r>
+        <w:rPr>
+          <w:rFonts w:ascii="微软雅黑" w:hAnsi="微软雅黑" w:eastAsia="微软雅黑" w:cs="微软雅黑"/>
+          <w:b w:val="0"/>
+          <w:sz w:val="21"/>
+        </w:rPr>
+        <w:t xml:space="preserve"> / </w:t>
+      </w:r>
+      <w:r>
+        <w:rPr>
+          <w:rFonts w:ascii="Consolas" w:hAnsi="Consolas" w:eastAsia="Consolas" w:cs="Consolas"/>
+          <w:b w:val="0"/>
+          <w:color w:val="B03030"/>
+          <w:sz w:val="19"/>
+        </w:rPr>
+        <w:t>完成（时长存疑）</w:t>
+      </w:r>
+      <w:r>
+        <w:rPr>
+          <w:rFonts w:ascii="微软雅黑" w:hAnsi="微软雅黑" w:eastAsia="微软雅黑" w:cs="微软雅黑"/>
+          <w:b w:val="0"/>
+          <w:sz w:val="21"/>
+        </w:rPr>
+        <w:t>），不写成要求用户行动的问句。</w:t>
+      </w:r>
+    </w:p>
+    <w:p>
+      <w:pPr>
+        <w:spacing w:after="40" w:line="312" w:lineRule="auto"/>
+        <w:ind w:left="320"/>
+      </w:pPr>
+      <w:r>
+        <w:rPr>
+          <w:rFonts w:ascii="微软雅黑" w:hAnsi="微软雅黑" w:eastAsia="微软雅黑" w:cs="微软雅黑"/>
+          <w:b w:val="0"/>
+          <w:sz w:val="21"/>
+        </w:rPr>
+        <w:t>• 成本封顶：探测候选 ≤ 2 个、探测超时 8s、失败即跳过；已解析的直链复用，不重复请求。</w:t>
+      </w:r>
+    </w:p>
+    <w:p>
+      <w:pPr>
+        <w:spacing w:after="40" w:line="312" w:lineRule="auto"/>
+        <w:ind w:left="320"/>
+      </w:pPr>
+      <w:r>
+        <w:rPr>
+          <w:rFonts w:ascii="微软雅黑" w:hAnsi="微软雅黑" w:eastAsia="微软雅黑" w:cs="微软雅黑"/>
+          <w:b w:val="0"/>
+          <w:sz w:val="21"/>
+        </w:rPr>
+        <w:t>• 置信度无法完成时</w:t>
+      </w:r>
+      <w:r>
+        <w:rPr>
+          <w:rFonts w:ascii="微软雅黑" w:hAnsi="微软雅黑" w:eastAsia="微软雅黑" w:cs="微软雅黑"/>
+          <w:b/>
+          <w:sz w:val="21"/>
+        </w:rPr>
+        <w:t>照常产出结果并如实标注</w:t>
+      </w:r>
+      <w:r>
+        <w:rPr>
+          <w:rFonts w:ascii="微软雅黑" w:hAnsi="微软雅黑" w:eastAsia="微软雅黑" w:cs="微软雅黑"/>
+          <w:b w:val="0"/>
+          <w:sz w:val="21"/>
+        </w:rPr>
+        <w:t>，不阻塞、不追问。</w:t>
+      </w:r>
+    </w:p>
+    <w:p>
+      <w:pPr>
+        <w:spacing w:after="40" w:line="312" w:lineRule="auto"/>
+        <w:ind w:left="320"/>
+      </w:pPr>
+      <w:r>
+        <w:rPr>
+          <w:rFonts w:ascii="微软雅黑" w:hAnsi="微软雅黑" w:eastAsia="微软雅黑" w:cs="微软雅黑"/>
+          <w:b w:val="0"/>
+          <w:sz w:val="21"/>
+        </w:rPr>
+        <w:t>• 实测单文件耗时（含搜索 / 过滤 / 择优 / 时长探测，媒体读取用本地文件替代）：</w:t>
+      </w:r>
+    </w:p>
+    <w:p>
+      <w:pPr>
+        <w:spacing w:after="120" w:line="312" w:lineRule="auto"/>
+      </w:pPr>
+      <w:r>
+        <w:rPr>
+          <w:rFonts w:ascii="微软雅黑" w:hAnsi="微软雅黑" w:eastAsia="微软雅黑" w:cs="微软雅黑"/>
+          <w:b w:val="0"/>
+          <w:sz w:val="21"/>
+        </w:rPr>
+        <w:t xml:space="preserve">  </w:t>
+      </w:r>
+      <w:r>
+        <w:rPr>
+          <w:rFonts w:ascii="微软雅黑" w:hAnsi="微软雅黑" w:eastAsia="微软雅黑" w:cs="微软雅黑"/>
+          <w:b/>
+          <w:sz w:val="21"/>
+        </w:rPr>
+        <w:t>本地音源 0.02s；三个在线音源 1.0~1.6s</w:t>
+      </w:r>
+      <w:r>
+        <w:rPr>
+          <w:rFonts w:ascii="微软雅黑" w:hAnsi="微软雅黑" w:eastAsia="微软雅黑" w:cs="微软雅黑"/>
+          <w:b w:val="0"/>
+          <w:sz w:val="21"/>
+        </w:rPr>
+        <w:t>。</w:t>
+      </w:r>
+    </w:p>
+    <w:p>
+      <w:pPr>
+        <w:spacing w:after="120" w:line="312" w:lineRule="auto"/>
+      </w:pPr>
+      <w:r>
+        <w:rPr>
+          <w:rFonts w:ascii="微软雅黑" w:hAnsi="微软雅黑" w:eastAsia="微软雅黑" w:cs="微软雅黑"/>
+          <w:b/>
+          <w:sz w:val="21"/>
+        </w:rPr>
+        <w:t>诚实的局限（已知）</w:t>
+      </w:r>
+      <w:r>
+        <w:rPr>
+          <w:rFonts w:ascii="微软雅黑" w:hAnsi="微软雅黑" w:eastAsia="微软雅黑" w:cs="微软雅黑"/>
+          <w:b w:val="0"/>
+          <w:sz w:val="21"/>
+        </w:rPr>
+        <w:t>：</w:t>
+      </w:r>
+    </w:p>
+    <w:p>
+      <w:pPr>
+        <w:spacing w:after="40" w:line="312" w:lineRule="auto"/>
+        <w:ind w:left="320"/>
+      </w:pPr>
+      <w:r>
+        <w:rPr>
+          <w:rFonts w:ascii="微软雅黑" w:hAnsi="微软雅黑" w:eastAsia="微软雅黑" w:cs="微软雅黑"/>
+          <w:b w:val="0"/>
+          <w:sz w:val="21"/>
+        </w:rPr>
+        <w:t xml:space="preserve">• </w:t>
+      </w:r>
+      <w:r>
+        <w:rPr>
+          <w:rFonts w:ascii="微软雅黑" w:hAnsi="微软雅黑" w:eastAsia="微软雅黑" w:cs="微软雅黑"/>
+          <w:b/>
+          <w:sz w:val="21"/>
+        </w:rPr>
+        <w:t>完整长度的翻唱/改编版仍可能通过</w:t>
+      </w:r>
+      <w:r>
+        <w:rPr>
+          <w:rFonts w:ascii="微软雅黑" w:hAnsi="微软雅黑" w:eastAsia="微软雅黑" w:cs="微软雅黑"/>
+          <w:b w:val="0"/>
+          <w:sz w:val="21"/>
+        </w:rPr>
+        <w:t xml:space="preserve">：它与参考时长一致，只能靠标题/艺术家里的 </w:t>
+      </w:r>
+      <w:r>
+        <w:rPr>
+          <w:rFonts w:ascii="Consolas" w:hAnsi="Consolas" w:eastAsia="Consolas" w:cs="Consolas"/>
+          <w:b w:val="0"/>
+          <w:color w:val="B03030"/>
+          <w:sz w:val="19"/>
+        </w:rPr>
+        <w:t>cover</w:t>
+      </w:r>
+      <w:r>
+        <w:rPr>
+          <w:rFonts w:ascii="微软雅黑" w:hAnsi="微软雅黑" w:eastAsia="微软雅黑" w:cs="微软雅黑"/>
+          <w:b w:val="0"/>
+          <w:sz w:val="21"/>
+        </w:rPr>
+        <w:t>/</w:t>
+      </w:r>
+      <w:r>
+        <w:rPr>
+          <w:rFonts w:ascii="Consolas" w:hAnsi="Consolas" w:eastAsia="Consolas" w:cs="Consolas"/>
+          <w:b w:val="0"/>
+          <w:color w:val="B03030"/>
+          <w:sz w:val="19"/>
+        </w:rPr>
+        <w:t>翻唱</w:t>
+      </w:r>
+      <w:r>
+        <w:rPr>
+          <w:rFonts w:ascii="微软雅黑" w:hAnsi="微软雅黑" w:eastAsia="微软雅黑" w:cs="微软雅黑"/>
+          <w:b w:val="0"/>
+          <w:sz w:val="21"/>
+        </w:rPr>
+        <w:t xml:space="preserve"> 字样识别，而这些字样并不总出现在标题里。</w:t>
+      </w:r>
+    </w:p>
+    <w:p>
+      <w:pPr>
+        <w:spacing w:after="40" w:line="312" w:lineRule="auto"/>
+        <w:ind w:left="320"/>
+      </w:pPr>
+      <w:r>
+        <w:rPr>
+          <w:rFonts w:ascii="微软雅黑" w:hAnsi="微软雅黑" w:eastAsia="微软雅黑" w:cs="微软雅黑"/>
+          <w:b w:val="0"/>
+          <w:sz w:val="21"/>
+        </w:rPr>
+        <w:t xml:space="preserve">• </w:t>
+      </w:r>
+      <w:r>
+        <w:rPr>
+          <w:rFonts w:ascii="微软雅黑" w:hAnsi="微软雅黑" w:eastAsia="微软雅黑" w:cs="微软雅黑"/>
+          <w:b/>
+          <w:sz w:val="21"/>
+        </w:rPr>
+        <w:t>OGG / M4A</w:t>
+      </w:r>
+      <w:r>
+        <w:rPr>
+          <w:rFonts w:ascii="微软雅黑" w:hAnsi="微软雅黑" w:eastAsia="微软雅黑" w:cs="微软雅黑"/>
+          <w:b w:val="0"/>
+          <w:sz w:val="21"/>
+        </w:rPr>
+        <w:t xml:space="preserve"> 在只有文件头时取不到时长 → 归入“不可信”。由于现在“只下载通过验证的资源”，这类候选在有参考时长时</w:t>
+      </w:r>
+      <w:r>
+        <w:rPr>
+          <w:rFonts w:ascii="微软雅黑" w:hAnsi="微软雅黑" w:eastAsia="微软雅黑" w:cs="微软雅黑"/>
+          <w:b/>
+          <w:sz w:val="21"/>
+        </w:rPr>
+        <w:t>不会被下载</w:t>
+      </w:r>
+      <w:r>
+        <w:rPr>
+          <w:rFonts w:ascii="微软雅黑" w:hAnsi="微软雅黑" w:eastAsia="微软雅黑" w:cs="微软雅黑"/>
+          <w:b w:val="0"/>
+          <w:sz w:val="21"/>
+        </w:rPr>
+        <w:t>（宁可如实报“未找到原曲”）。</w:t>
+      </w:r>
+    </w:p>
+    <w:p>
+      <w:pPr>
+        <w:spacing w:after="40" w:line="312" w:lineRule="auto"/>
+        <w:ind w:left="320"/>
+      </w:pPr>
+      <w:r>
+        <w:rPr>
+          <w:rFonts w:ascii="微软雅黑" w:hAnsi="微软雅黑" w:eastAsia="微软雅黑" w:cs="微软雅黑"/>
+          <w:b w:val="0"/>
+          <w:sz w:val="21"/>
+        </w:rPr>
+        <w:t>• 若某平台的候选</w:t>
+      </w:r>
+      <w:r>
+        <w:rPr>
+          <w:rFonts w:ascii="微软雅黑" w:hAnsi="微软雅黑" w:eastAsia="微软雅黑" w:cs="微软雅黑"/>
+          <w:b/>
+          <w:sz w:val="21"/>
+        </w:rPr>
+        <w:t>全都被同样方式篡改</w:t>
+      </w:r>
+      <w:r>
+        <w:rPr>
+          <w:rFonts w:ascii="微软雅黑" w:hAnsi="微软雅黑" w:eastAsia="微软雅黑" w:cs="微软雅黑"/>
+          <w:b w:val="0"/>
+          <w:sz w:val="21"/>
+        </w:rPr>
+        <w:t>、且其它平台也没有该曲，跨平台比对就无从谈起——此时如实报“未找到原曲”。</w:t>
+      </w:r>
+    </w:p>
+    <w:p>
+      <w:pPr>
+        <w:spacing w:after="40" w:line="312" w:lineRule="auto"/>
+        <w:ind w:left="320"/>
+      </w:pPr>
+      <w:r>
+        <w:rPr>
+          <w:rFonts w:ascii="微软雅黑" w:hAnsi="微软雅黑" w:eastAsia="微软雅黑" w:cs="微软雅黑"/>
+          <w:b w:val="0"/>
+          <w:sz w:val="21"/>
+        </w:rPr>
+        <w:t>• 以上都是</w:t>
+      </w:r>
+      <w:r>
+        <w:rPr>
+          <w:rFonts w:ascii="微软雅黑" w:hAnsi="微软雅黑" w:eastAsia="微软雅黑" w:cs="微软雅黑"/>
+          <w:b/>
+          <w:sz w:val="21"/>
+        </w:rPr>
+        <w:t>已知边界</w:t>
+      </w:r>
+      <w:r>
+        <w:rPr>
+          <w:rFonts w:ascii="微软雅黑" w:hAnsi="微软雅黑" w:eastAsia="微软雅黑" w:cs="微软雅黑"/>
+          <w:b w:val="0"/>
+          <w:sz w:val="21"/>
+        </w:rPr>
+        <w:t>，软件不会为此弹窗打扰用户。</w:t>
       </w:r>
     </w:p>
     <w:p>
@@ -15113,7 +16801,7 @@
           <w:b/>
           <w:sz w:val="21"/>
         </w:rPr>
-        <w:t>离线用例 63/63 通过</w:t>
+        <w:t>离线用例 92/92 通过</w:t>
       </w:r>
       <w:r>
         <w:rPr>
@@ -15302,7 +16990,55 @@
           <w:b w:val="0"/>
           <w:sz w:val="21"/>
         </w:rPr>
-        <w:t>（靠后的高分原曲必须战胜靠前的弱候选）共 14 项。</w:t>
+        <w:t xml:space="preserve">（靠后的高分原曲必须战胜靠前的弱候选）共 14 项；再追加 </w:t>
+      </w:r>
+      <w:r>
+        <w:rPr>
+          <w:rFonts w:ascii="微软雅黑" w:hAnsi="微软雅黑" w:eastAsia="微软雅黑" w:cs="微软雅黑"/>
+          <w:b/>
+          <w:sz w:val="21"/>
+        </w:rPr>
+        <w:t>27 项时长链路</w:t>
+      </w:r>
+      <w:r>
+        <w:rPr>
+          <w:rFonts w:ascii="微软雅黑" w:hAnsi="微软雅黑" w:eastAsia="微软雅黑" w:cs="微软雅黑"/>
+          <w:b w:val="0"/>
+          <w:sz w:val="21"/>
+        </w:rPr>
+        <w:t>：FLAC / MP3-Xing / WAV 解析、假同步字防误判、参考时长选取（含两候选互斥、全无时长、单候选）、端到端“库里同时有 4:29 正片与 2:00 劣质剪辑时选正片”、“15 秒片段被下限拦下且不落盘”、“取不到时长则标注不可信”（单源兜底路径）；以及</w:t>
+      </w:r>
+      <w:r>
+        <w:rPr>
+          <w:rFonts w:ascii="微软雅黑" w:hAnsi="微软雅黑" w:eastAsia="微软雅黑" w:cs="微软雅黑"/>
+          <w:b/>
+          <w:sz w:val="21"/>
+        </w:rPr>
+        <w:t>跨平台参考时长</w:t>
+      </w:r>
+      <w:r>
+        <w:rPr>
+          <w:rFonts w:ascii="微软雅黑" w:hAnsi="微软雅黑" w:eastAsia="微软雅黑" w:cs="微软雅黑"/>
+          <w:b w:val="0"/>
+          <w:sz w:val="21"/>
+        </w:rPr>
+        <w:t>（酷我式 2:22 与酷狗式 3:55 同时出现时必须取 3:55 并淘汰 2:22）与</w:t>
+      </w:r>
+      <w:r>
+        <w:rPr>
+          <w:rFonts w:ascii="微软雅黑" w:hAnsi="微软雅黑" w:eastAsia="微软雅黑" w:cs="微软雅黑"/>
+          <w:b/>
+          <w:sz w:val="21"/>
+        </w:rPr>
+        <w:t>只下载通过时长验证的资源</w:t>
+      </w:r>
+      <w:r>
+        <w:rPr>
+          <w:rFonts w:ascii="微软雅黑" w:hAnsi="微软雅黑" w:eastAsia="微软雅黑" w:cs="微软雅黑"/>
+          <w:b w:val="0"/>
+          <w:sz w:val="21"/>
+        </w:rPr>
+        <w:t>（有参考时长却测不出时长时拒绝落盘）。</w:t>
       </w:r>
     </w:p>
     <w:p>
